--- a/people-lead/word/ana/99-indice-documento-unico.docx
+++ b/people-lead/word/ana/99-indice-documento-unico.docx
@@ -66,7 +66,7 @@
     </w:p>
     <w:p>
       <w:r>
-        <w:t xml:space="preserve">Este índice descreve o conteúdo do </w:t>
+        <w:t xml:space="preserve">Este índice descreve o </w:t>
       </w:r>
       <w:r>
         <w:rPr>
@@ -75,7 +75,22 @@
         <w:t>documento único</w:t>
       </w:r>
       <w:r>
-        <w:t xml:space="preserve"> — tudo sobre a Ana Karina num só lugar.</w:t>
+        <w:t xml:space="preserve"> — histórico </w:t>
+      </w:r>
+      <w:r>
+        <w:rPr>
+          <w:b/>
+        </w:rPr>
+        <w:t>interno do People Lead</w:t>
+      </w:r>
+      <w:r>
+        <w:t xml:space="preserve"> sobre a Ana Karina. </w:t>
+      </w:r>
+      <w:r>
+        <w:rPr>
+          <w:b/>
+        </w:rPr>
+        <w:t>Não repassar à profissional.</w:t>
       </w:r>
     </w:p>
     <w:p>
@@ -190,6 +205,66 @@
               <w:rPr>
                 <w:sz w:val="20"/>
               </w:rPr>
+              <w:t>—</w:t>
+            </w:r>
+          </w:p>
+        </w:tc>
+        <w:tc>
+          <w:tcPr>
+            <w:tcW w:type="dxa" w:w="3249"/>
+          </w:tcPr>
+          <w:p>
+            <w:r>
+              <w:rPr>
+                <w:sz w:val="20"/>
+              </w:rPr>
+            </w:r>
+            <w:r>
+              <w:rPr>
+                <w:b/>
+                <w:sz w:val="20"/>
+              </w:rPr>
+              <w:t>Nota uso interno</w:t>
+            </w:r>
+          </w:p>
+        </w:tc>
+        <w:tc>
+          <w:tcPr>
+            <w:tcW w:type="dxa" w:w="3249"/>
+          </w:tcPr>
+          <w:p>
+            <w:r>
+              <w:rPr>
+                <w:sz w:val="20"/>
+              </w:rPr>
+            </w:r>
+            <w:r>
+              <w:rPr>
+                <w:rFonts w:ascii="Consolas" w:hAnsi="Consolas"/>
+                <w:color w:val="333333"/>
+                <w:sz w:val="20"/>
+              </w:rPr>
+              <w:t>00-NOTA-uso-interno-pl.md</w:t>
+            </w:r>
+          </w:p>
+        </w:tc>
+      </w:tr>
+      <w:tr>
+        <w:tc>
+          <w:tcPr>
+            <w:tcW w:type="dxa" w:w="3249"/>
+            <w:shd w:fill="F3F6FA" w:val="clear"/>
+          </w:tcPr>
+          <w:p>
+            <w:r>
+              <w:rPr>
+                <w:sz w:val="20"/>
+              </w:rPr>
+            </w:r>
+            <w:r>
+              <w:rPr>
+                <w:sz w:val="20"/>
+              </w:rPr>
               <w:t>1</w:t>
             </w:r>
           </w:p>
@@ -197,6 +272,7 @@
         <w:tc>
           <w:tcPr>
             <w:tcW w:type="dxa" w:w="3249"/>
+            <w:shd w:fill="F3F6FA" w:val="clear"/>
           </w:tcPr>
           <w:p>
             <w:r>
@@ -215,6 +291,7 @@
         <w:tc>
           <w:tcPr>
             <w:tcW w:type="dxa" w:w="3249"/>
+            <w:shd w:fill="F3F6FA" w:val="clear"/>
           </w:tcPr>
           <w:p>
             <w:r>
@@ -237,7 +314,6 @@
         <w:tc>
           <w:tcPr>
             <w:tcW w:type="dxa" w:w="3249"/>
-            <w:shd w:fill="F3F6FA" w:val="clear"/>
           </w:tcPr>
           <w:p>
             <w:r>
@@ -256,7 +332,6 @@
         <w:tc>
           <w:tcPr>
             <w:tcW w:type="dxa" w:w="3249"/>
-            <w:shd w:fill="F3F6FA" w:val="clear"/>
           </w:tcPr>
           <w:p>
             <w:r>
@@ -275,7 +350,6 @@
         <w:tc>
           <w:tcPr>
             <w:tcW w:type="dxa" w:w="3249"/>
-            <w:shd w:fill="F3F6FA" w:val="clear"/>
           </w:tcPr>
           <w:p>
             <w:r>
@@ -298,6 +372,7 @@
         <w:tc>
           <w:tcPr>
             <w:tcW w:type="dxa" w:w="3249"/>
+            <w:shd w:fill="F3F6FA" w:val="clear"/>
           </w:tcPr>
           <w:p>
             <w:r>
@@ -316,6 +391,7 @@
         <w:tc>
           <w:tcPr>
             <w:tcW w:type="dxa" w:w="3249"/>
+            <w:shd w:fill="F3F6FA" w:val="clear"/>
           </w:tcPr>
           <w:p>
             <w:r>
@@ -334,6 +410,7 @@
         <w:tc>
           <w:tcPr>
             <w:tcW w:type="dxa" w:w="3249"/>
+            <w:shd w:fill="F3F6FA" w:val="clear"/>
           </w:tcPr>
           <w:p>
             <w:r>
@@ -356,7 +433,6 @@
         <w:tc>
           <w:tcPr>
             <w:tcW w:type="dxa" w:w="3249"/>
-            <w:shd w:fill="F3F6FA" w:val="clear"/>
           </w:tcPr>
           <w:p>
             <w:r>
@@ -375,7 +451,6 @@
         <w:tc>
           <w:tcPr>
             <w:tcW w:type="dxa" w:w="3249"/>
-            <w:shd w:fill="F3F6FA" w:val="clear"/>
           </w:tcPr>
           <w:p>
             <w:r>
@@ -394,7 +469,6 @@
         <w:tc>
           <w:tcPr>
             <w:tcW w:type="dxa" w:w="3249"/>
-            <w:shd w:fill="F3F6FA" w:val="clear"/>
           </w:tcPr>
           <w:p>
             <w:r>
@@ -417,6 +491,7 @@
         <w:tc>
           <w:tcPr>
             <w:tcW w:type="dxa" w:w="3249"/>
+            <w:shd w:fill="F3F6FA" w:val="clear"/>
           </w:tcPr>
           <w:p>
             <w:r>
@@ -435,6 +510,7 @@
         <w:tc>
           <w:tcPr>
             <w:tcW w:type="dxa" w:w="3249"/>
+            <w:shd w:fill="F3F6FA" w:val="clear"/>
           </w:tcPr>
           <w:p>
             <w:r>
@@ -453,6 +529,7 @@
         <w:tc>
           <w:tcPr>
             <w:tcW w:type="dxa" w:w="3249"/>
+            <w:shd w:fill="F3F6FA" w:val="clear"/>
           </w:tcPr>
           <w:p>
             <w:r>
@@ -475,7 +552,6 @@
         <w:tc>
           <w:tcPr>
             <w:tcW w:type="dxa" w:w="3249"/>
-            <w:shd w:fill="F3F6FA" w:val="clear"/>
           </w:tcPr>
           <w:p>
             <w:r>
@@ -494,7 +570,6 @@
         <w:tc>
           <w:tcPr>
             <w:tcW w:type="dxa" w:w="3249"/>
-            <w:shd w:fill="F3F6FA" w:val="clear"/>
           </w:tcPr>
           <w:p>
             <w:r>
@@ -513,7 +588,6 @@
         <w:tc>
           <w:tcPr>
             <w:tcW w:type="dxa" w:w="3249"/>
-            <w:shd w:fill="F3F6FA" w:val="clear"/>
           </w:tcPr>
           <w:p>
             <w:r>
@@ -536,6 +610,7 @@
         <w:tc>
           <w:tcPr>
             <w:tcW w:type="dxa" w:w="3249"/>
+            <w:shd w:fill="F3F6FA" w:val="clear"/>
           </w:tcPr>
           <w:p>
             <w:r>
@@ -554,6 +629,7 @@
         <w:tc>
           <w:tcPr>
             <w:tcW w:type="dxa" w:w="3249"/>
+            <w:shd w:fill="F3F6FA" w:val="clear"/>
           </w:tcPr>
           <w:p>
             <w:r>
@@ -572,6 +648,7 @@
         <w:tc>
           <w:tcPr>
             <w:tcW w:type="dxa" w:w="3249"/>
+            <w:shd w:fill="F3F6FA" w:val="clear"/>
           </w:tcPr>
           <w:p>
             <w:r>
@@ -594,7 +671,6 @@
         <w:tc>
           <w:tcPr>
             <w:tcW w:type="dxa" w:w="3249"/>
-            <w:shd w:fill="F3F6FA" w:val="clear"/>
           </w:tcPr>
           <w:p>
             <w:r>
@@ -613,7 +689,6 @@
         <w:tc>
           <w:tcPr>
             <w:tcW w:type="dxa" w:w="3249"/>
-            <w:shd w:fill="F3F6FA" w:val="clear"/>
           </w:tcPr>
           <w:p>
             <w:r>
@@ -632,7 +707,6 @@
         <w:tc>
           <w:tcPr>
             <w:tcW w:type="dxa" w:w="3249"/>
-            <w:shd w:fill="F3F6FA" w:val="clear"/>
           </w:tcPr>
           <w:p>
             <w:r>
@@ -655,6 +729,7 @@
         <w:tc>
           <w:tcPr>
             <w:tcW w:type="dxa" w:w="3249"/>
+            <w:shd w:fill="F3F6FA" w:val="clear"/>
           </w:tcPr>
           <w:p>
             <w:r>
@@ -673,6 +748,7 @@
         <w:tc>
           <w:tcPr>
             <w:tcW w:type="dxa" w:w="3249"/>
+            <w:shd w:fill="F3F6FA" w:val="clear"/>
           </w:tcPr>
           <w:p>
             <w:r>
@@ -691,6 +767,7 @@
         <w:tc>
           <w:tcPr>
             <w:tcW w:type="dxa" w:w="3249"/>
+            <w:shd w:fill="F3F6FA" w:val="clear"/>
           </w:tcPr>
           <w:p>
             <w:r>
@@ -713,7 +790,6 @@
         <w:tc>
           <w:tcPr>
             <w:tcW w:type="dxa" w:w="3249"/>
-            <w:shd w:fill="F3F6FA" w:val="clear"/>
           </w:tcPr>
           <w:p>
             <w:r>
@@ -732,7 +808,6 @@
         <w:tc>
           <w:tcPr>
             <w:tcW w:type="dxa" w:w="3249"/>
-            <w:shd w:fill="F3F6FA" w:val="clear"/>
           </w:tcPr>
           <w:p>
             <w:r>
@@ -751,7 +826,6 @@
         <w:tc>
           <w:tcPr>
             <w:tcW w:type="dxa" w:w="3249"/>
-            <w:shd w:fill="F3F6FA" w:val="clear"/>
           </w:tcPr>
           <w:p>
             <w:r>
@@ -774,6 +848,7 @@
         <w:tc>
           <w:tcPr>
             <w:tcW w:type="dxa" w:w="3249"/>
+            <w:shd w:fill="F3F6FA" w:val="clear"/>
           </w:tcPr>
           <w:p>
             <w:r>
@@ -792,6 +867,7 @@
         <w:tc>
           <w:tcPr>
             <w:tcW w:type="dxa" w:w="3249"/>
+            <w:shd w:fill="F3F6FA" w:val="clear"/>
           </w:tcPr>
           <w:p>
             <w:r>
@@ -810,6 +886,7 @@
         <w:tc>
           <w:tcPr>
             <w:tcW w:type="dxa" w:w="3249"/>
+            <w:shd w:fill="F3F6FA" w:val="clear"/>
           </w:tcPr>
           <w:p>
             <w:r>
@@ -832,7 +909,6 @@
         <w:tc>
           <w:tcPr>
             <w:tcW w:type="dxa" w:w="3249"/>
-            <w:shd w:fill="F3F6FA" w:val="clear"/>
           </w:tcPr>
           <w:p>
             <w:r>
@@ -851,7 +927,6 @@
         <w:tc>
           <w:tcPr>
             <w:tcW w:type="dxa" w:w="3249"/>
-            <w:shd w:fill="F3F6FA" w:val="clear"/>
           </w:tcPr>
           <w:p>
             <w:r>
@@ -870,7 +945,6 @@
         <w:tc>
           <w:tcPr>
             <w:tcW w:type="dxa" w:w="3249"/>
-            <w:shd w:fill="F3F6FA" w:val="clear"/>
           </w:tcPr>
           <w:p>
             <w:r>
@@ -893,6 +967,7 @@
         <w:tc>
           <w:tcPr>
             <w:tcW w:type="dxa" w:w="3249"/>
+            <w:shd w:fill="F3F6FA" w:val="clear"/>
           </w:tcPr>
           <w:p>
             <w:r>
@@ -911,6 +986,7 @@
         <w:tc>
           <w:tcPr>
             <w:tcW w:type="dxa" w:w="3249"/>
+            <w:shd w:fill="F3F6FA" w:val="clear"/>
           </w:tcPr>
           <w:p>
             <w:r>
@@ -929,6 +1005,7 @@
         <w:tc>
           <w:tcPr>
             <w:tcW w:type="dxa" w:w="3249"/>
+            <w:shd w:fill="F3F6FA" w:val="clear"/>
           </w:tcPr>
           <w:p>
             <w:r>
@@ -951,7 +1028,6 @@
         <w:tc>
           <w:tcPr>
             <w:tcW w:type="dxa" w:w="3249"/>
-            <w:shd w:fill="F3F6FA" w:val="clear"/>
           </w:tcPr>
           <w:p>
             <w:r>
@@ -970,7 +1046,6 @@
         <w:tc>
           <w:tcPr>
             <w:tcW w:type="dxa" w:w="3249"/>
-            <w:shd w:fill="F3F6FA" w:val="clear"/>
           </w:tcPr>
           <w:p>
             <w:r>
@@ -989,7 +1064,6 @@
         <w:tc>
           <w:tcPr>
             <w:tcW w:type="dxa" w:w="3249"/>
-            <w:shd w:fill="F3F6FA" w:val="clear"/>
           </w:tcPr>
           <w:p>
             <w:r>
